--- a/downloads/documents/04 Units/Unit 05 - Apparel and Textile Production and Design - Make It, Mend It, Wear It/Project 05 - Upcycle Challenge.docx
+++ b/downloads/documents/04 Units/Unit 05 - Apparel and Textile Production and Design - Make It, Mend It, Wear It/Project 05 - Upcycle Challenge.docx
@@ -2566,7 +2566,7 @@
         <w:t xml:space="preserve"> </w:t>
       </w:r>
       <w:r>
-        <w:t xml:space="preserve">The Turkish, Portuguese, and Spanish lines are to be verified by a native speaker.</w:t>
+        <w:t xml:space="preserve">The Spanish lines are to be verified by a native speaker.</w:t>
       </w:r>
     </w:p>
     <w:tbl>
@@ -2576,10 +2576,8 @@
         <w:tblLook w:firstRow="1"/>
       </w:tblPr>
       <w:tblGrid>
-        <w:gridCol w:w="1980"/>
-        <w:gridCol w:w="1980"/>
-        <w:gridCol w:w="1980"/>
-        <w:gridCol w:w="1980"/>
+        <w:gridCol w:w="3960"/>
+        <w:gridCol w:w="3960"/>
       </w:tblGrid>
       <w:tr>
         <w:trPr>
@@ -2615,40 +2613,6 @@
               <w:jc w:val="left"/>
             </w:pPr>
             <w:r>
-              <w:t xml:space="preserve">Turkish</w:t>
-            </w:r>
-          </w:p>
-        </w:tc>
-        <w:tc>
-          <w:tcPr>
-            <w:tcBorders>
-              <w:bottom w:val="single"/>
-            </w:tcBorders>
-            <w:vAlign w:val="bottom"/>
-          </w:tcPr>
-          <w:p>
-            <w:pPr>
-              <w:pStyle w:val="Compact"/>
-              <w:jc w:val="left"/>
-            </w:pPr>
-            <w:r>
-              <w:t xml:space="preserve">Portuguese</w:t>
-            </w:r>
-          </w:p>
-        </w:tc>
-        <w:tc>
-          <w:tcPr>
-            <w:tcBorders>
-              <w:bottom w:val="single"/>
-            </w:tcBorders>
-            <w:vAlign w:val="bottom"/>
-          </w:tcPr>
-          <w:p>
-            <w:pPr>
-              <w:pStyle w:val="Compact"/>
-              <w:jc w:val="left"/>
-            </w:pPr>
-            <w:r>
               <w:t xml:space="preserve">Spanish</w:t>
             </w:r>
           </w:p>
@@ -2673,28 +2637,6 @@
               <w:jc w:val="left"/>
             </w:pPr>
             <w:r>
-              <w:t xml:space="preserve">Bu bir ___ idi.</w:t>
-            </w:r>
-          </w:p>
-        </w:tc>
-        <w:tc>
-          <w:p>
-            <w:pPr>
-              <w:pStyle w:val="Compact"/>
-              <w:jc w:val="left"/>
-            </w:pPr>
-            <w:r>
-              <w:t xml:space="preserve">Isto era uma ___.</w:t>
-            </w:r>
-          </w:p>
-        </w:tc>
-        <w:tc>
-          <w:p>
-            <w:pPr>
-              <w:pStyle w:val="Compact"/>
-              <w:jc w:val="left"/>
-            </w:pPr>
-            <w:r>
               <w:t xml:space="preserve">Esto era un ___.</w:t>
             </w:r>
           </w:p>
@@ -2719,28 +2661,6 @@
               <w:jc w:val="left"/>
             </w:pPr>
             <w:r>
-              <w:t xml:space="preserve">Şimdi ___ için bir ___.</w:t>
-            </w:r>
-          </w:p>
-        </w:tc>
-        <w:tc>
-          <w:p>
-            <w:pPr>
-              <w:pStyle w:val="Compact"/>
-              <w:jc w:val="left"/>
-            </w:pPr>
-            <w:r>
-              <w:t xml:space="preserve">Agora é uma ___ para ___.</w:t>
-            </w:r>
-          </w:p>
-        </w:tc>
-        <w:tc>
-          <w:p>
-            <w:pPr>
-              <w:pStyle w:val="Compact"/>
-              <w:jc w:val="left"/>
-            </w:pPr>
-            <w:r>
               <w:t xml:space="preserve">Ahora es un ___ para ___.</w:t>
             </w:r>
           </w:p>
@@ -2765,28 +2685,6 @@
               <w:jc w:val="left"/>
             </w:pPr>
             <w:r>
-              <w:t xml:space="preserve">Burada teyel dikişi kullandım.</w:t>
-            </w:r>
-          </w:p>
-        </w:tc>
-        <w:tc>
-          <w:p>
-            <w:pPr>
-              <w:pStyle w:val="Compact"/>
-              <w:jc w:val="left"/>
-            </w:pPr>
-            <w:r>
-              <w:t xml:space="preserve">Usei o ponto corrido aqui.</w:t>
-            </w:r>
-          </w:p>
-        </w:tc>
-        <w:tc>
-          <w:p>
-            <w:pPr>
-              <w:pStyle w:val="Compact"/>
-              <w:jc w:val="left"/>
-            </w:pPr>
-            <w:r>
               <w:t xml:space="preserve">Usé la puntada corrida aquí.</w:t>
             </w:r>
           </w:p>
@@ -2811,28 +2709,6 @@
               <w:jc w:val="left"/>
             </w:pPr>
             <w:r>
-              <w:t xml:space="preserve">Burada geri dikiş kullandım çünkü sağlamdır.</w:t>
-            </w:r>
-          </w:p>
-        </w:tc>
-        <w:tc>
-          <w:p>
-            <w:pPr>
-              <w:pStyle w:val="Compact"/>
-              <w:jc w:val="left"/>
-            </w:pPr>
-            <w:r>
-              <w:t xml:space="preserve">Usei o ponto atrás aqui porque é forte.</w:t>
-            </w:r>
-          </w:p>
-        </w:tc>
-        <w:tc>
-          <w:p>
-            <w:pPr>
-              <w:pStyle w:val="Compact"/>
-              <w:jc w:val="left"/>
-            </w:pPr>
-            <w:r>
               <w:t xml:space="preserve">Usé la puntada atrás aquí porque es fuerte.</w:t>
             </w:r>
           </w:p>
@@ -2857,28 +2733,6 @@
               <w:jc w:val="left"/>
             </w:pPr>
             <w:r>
-              <w:t xml:space="preserve">En zor kısım ___ oldu.</w:t>
-            </w:r>
-          </w:p>
-        </w:tc>
-        <w:tc>
-          <w:p>
-            <w:pPr>
-              <w:pStyle w:val="Compact"/>
-              <w:jc w:val="left"/>
-            </w:pPr>
-            <w:r>
-              <w:t xml:space="preserve">A parte difícil foi ___.</w:t>
-            </w:r>
-          </w:p>
-        </w:tc>
-        <w:tc>
-          <w:p>
-            <w:pPr>
-              <w:pStyle w:val="Compact"/>
-              <w:jc w:val="left"/>
-            </w:pPr>
-            <w:r>
               <w:t xml:space="preserve">La parte difícil fue ___.</w:t>
             </w:r>
           </w:p>
@@ -2903,28 +2757,6 @@
               <w:jc w:val="left"/>
             </w:pPr>
             <w:r>
-              <w:t xml:space="preserve">___ yaparak düzelttim.</w:t>
-            </w:r>
-          </w:p>
-        </w:tc>
-        <w:tc>
-          <w:p>
-            <w:pPr>
-              <w:pStyle w:val="Compact"/>
-              <w:jc w:val="left"/>
-            </w:pPr>
-            <w:r>
-              <w:t xml:space="preserve">Consertei ___.</w:t>
-            </w:r>
-          </w:p>
-        </w:tc>
-        <w:tc>
-          <w:p>
-            <w:pPr>
-              <w:pStyle w:val="Compact"/>
-              <w:jc w:val="left"/>
-            </w:pPr>
-            <w:r>
               <w:t xml:space="preserve">Lo arreglé ___.</w:t>
             </w:r>
           </w:p>
@@ -2949,28 +2781,6 @@
               <w:jc w:val="left"/>
             </w:pPr>
             <w:r>
-              <w:t xml:space="preserve">___ bunu ___ için kullanacak.</w:t>
-            </w:r>
-          </w:p>
-        </w:tc>
-        <w:tc>
-          <w:p>
-            <w:pPr>
-              <w:pStyle w:val="Compact"/>
-              <w:jc w:val="left"/>
-            </w:pPr>
-            <w:r>
-              <w:t xml:space="preserve">___ vai usar para ___.</w:t>
-            </w:r>
-          </w:p>
-        </w:tc>
-        <w:tc>
-          <w:p>
-            <w:pPr>
-              <w:pStyle w:val="Compact"/>
-              <w:jc w:val="left"/>
-            </w:pPr>
-            <w:r>
               <w:t xml:space="preserve">___ lo va a usar para ___.</w:t>
             </w:r>
           </w:p>
@@ -2985,28 +2795,6 @@
             </w:pPr>
             <w:r>
               <w:t xml:space="preserve">My item is finished.</w:t>
-            </w:r>
-          </w:p>
-        </w:tc>
-        <w:tc>
-          <w:p>
-            <w:pPr>
-              <w:pStyle w:val="Compact"/>
-              <w:jc w:val="left"/>
-            </w:pPr>
-            <w:r>
-              <w:t xml:space="preserve">Ürünüm bitti.</w:t>
-            </w:r>
-          </w:p>
-        </w:tc>
-        <w:tc>
-          <w:p>
-            <w:pPr>
-              <w:pStyle w:val="Compact"/>
-              <w:jc w:val="left"/>
-            </w:pPr>
-            <w:r>
-              <w:t xml:space="preserve">Meu item está pronto.</w:t>
             </w:r>
           </w:p>
         </w:tc>
@@ -3477,7 +3265,7 @@
     <w:sectPr>
       <w:headerReference w:type="default" r:id="rId9"/>
       <w:pgSz w:w="12240" w:h="15840"/>
-      <w:pgMar w:top="1440" w:bottom="1440" w:left="1440" w:right="1440" w:header="504"/>
+      <w:pgMar w:top="1008" w:bottom="1008" w:left="1008" w:right="1008" w:header="504"/>
     </w:sectPr>
   </w:body>
 </w:document>

--- a/downloads/documents/04 Units/Unit 05 - Apparel and Textile Production and Design - Make It, Mend It, Wear It/Project 05 - Upcycle Challenge.docx
+++ b/downloads/documents/04 Units/Unit 05 - Apparel and Textile Production and Design - Make It, Mend It, Wear It/Project 05 - Upcycle Challenge.docx
@@ -362,7 +362,7 @@
         <w:pStyle w:val="FirstParagraph"/>
       </w:pPr>
       <w:r>
-        <w:t xml:space="preserve">Find a used textile that was headed for the trash. Turn it into something a real person will actually use. Build it by hand in two class periods, using at least two of the four stitches you already know. Then explain it in 45 seconds to people who were not there while you made it.</w:t>
+        <w:t xml:space="preserve">Find a used textile (cloth item) that was headed for the trash. Turn it into something a real person will actually use. Build it in two class periods, using at least two of the joins you already know. Then explain it in 45 seconds to people who were not there while you made it.</w:t>
       </w:r>
     </w:p>
     <w:p>
@@ -498,7 +498,7 @@
         <w:pStyle w:val="FirstParagraph"/>
       </w:pPr>
       <w:r>
-        <w:t xml:space="preserve">No sewing machine is needed anywhere in this project; every path can be built by hand. Since the machine block in Topic 5.2, the machines are also open on both build days under the same rules, and a machine seam counts as a taught join. Your plan sheet says which joins you are using, hand or machine, before anything is cut.</w:t>
+        <w:t xml:space="preserve">No sewing machine is needed anywhere in this project; every path can be built by hand. Because you finished the machine block in Topic 5.2, the machines are also open on both build days under the same rules, and a machine seam counts as a taught join. Your plan sheet says which joins you are using, hand or machine, before anything is cut.</w:t>
       </w:r>
     </w:p>
     <w:p>
@@ -516,7 +516,7 @@
         <w:pStyle w:val="FirstParagraph"/>
       </w:pPr>
       <w:r>
-        <w:t xml:space="preserve">Pick one, or design your own with my approval. The difficulty mark tells you how hard the construction is, not how good a grade it can earn. An Easy path built well scores higher than a Harder path built badly, every time.</w:t>
+        <w:t xml:space="preserve">Pick one, or design your own with my approval. The difficulty mark tells you how hard it is to build, not what grade it can earn. An Easy path built well scores higher than a Medium path built badly, every time.</w:t>
       </w:r>
     </w:p>
     <w:tbl>
@@ -2344,7 +2344,7 @@
         <w:t xml:space="preserve"> </w:t>
       </w:r>
       <w:r>
-        <w:t xml:space="preserve">Any two of the four, wherever they make sense. A third stitch is a stretch, not a requirement.</w:t>
+        <w:t xml:space="preserve">Any two of the taught joins, wherever they make sense. A third is a stretch, not a requirement.</w:t>
       </w:r>
     </w:p>
     <w:p>
